--- a/05_distrib_data_storage_scalability_and_tradeoffs/lab_amazon_services1/lab_aws_services1.docx
+++ b/05_distrib_data_storage_scalability_and_tradeoffs/lab_amazon_services1/lab_aws_services1.docx
@@ -22,7 +22,11 @@
       </w:pPr>
       <w:r>
         <w:rPr/>
-        <w:t>DS 7200 Distributed Computing</w:t>
+        <w:t xml:space="preserve">DS </w:t>
+      </w:r>
+      <w:r>
+        <w:rPr/>
+        <w:t>5110 Big Data Systems</w:t>
       </w:r>
     </w:p>
     <w:p>
@@ -70,11 +74,19 @@
       </w:pPr>
       <w:r>
         <w:rPr/>
-        <w:t xml:space="preserve">Last Updated: October </w:t>
-      </w:r>
-      <w:r>
-        <w:rPr/>
-        <w:t>28</w:t>
+        <w:t xml:space="preserve">Last Updated: </w:t>
+      </w:r>
+      <w:r>
+        <w:rPr/>
+        <w:t>February</w:t>
+      </w:r>
+      <w:r>
+        <w:rPr/>
+        <w:t xml:space="preserve"> 2</w:t>
+      </w:r>
+      <w:r>
+        <w:rPr/>
+        <w:t>5</w:t>
       </w:r>
       <w:r>
         <w:rPr/>
@@ -82,7 +94,7 @@
       </w:r>
       <w:r>
         <w:rPr/>
-        <w:t>5</w:t>
+        <w:t>6</w:t>
       </w:r>
     </w:p>
     <w:p>
@@ -2140,15 +2152,7 @@
         <w:t xml:space="preserve"> instance with these parameters:</w:t>
         <w:br/>
         <w:br/>
-        <w:t>-size: t</w:t>
-      </w:r>
-      <w:r>
-        <w:rPr/>
-        <w:t>3</w:t>
-      </w:r>
-      <w:r>
-        <w:rPr/>
-        <w:t>.micro (this is free on the AWS Free Tier)</w:t>
+        <w:t>-size: t3.micro (this is free on the AWS Free Tier)</w:t>
         <w:br/>
         <w:t>-OS: Amazon Linux</w:t>
         <w:br/>
@@ -2969,21 +2973,7 @@
           <w:b w:val="false"/>
           <w:bCs w:val="false"/>
         </w:rPr>
-        <w:t>Run the command following prompt $ at the terminal to show th</w:t>
-      </w:r>
-      <w:r>
-        <w:rPr>
-          <w:b w:val="false"/>
-          <w:bCs w:val="false"/>
-        </w:rPr>
-        <w:t>e</w:t>
-      </w:r>
-      <w:r>
-        <w:rPr>
-          <w:b w:val="false"/>
-          <w:bCs w:val="false"/>
-        </w:rPr>
-        <w:t xml:space="preserve"> top lines of the file you’ve uploaded to S3. This uses the </w:t>
+        <w:t xml:space="preserve">Run the command following prompt $ at the terminal to show the top lines of the file you’ve uploaded to S3. This uses the </w:t>
       </w:r>
       <w:r>
         <w:rPr>

--- a/05_distrib_data_storage_scalability_and_tradeoffs/lab_amazon_services1/lab_aws_services1.docx
+++ b/05_distrib_data_storage_scalability_and_tradeoffs/lab_amazon_services1/lab_aws_services1.docx
@@ -22,11 +22,7 @@
       </w:pPr>
       <w:r>
         <w:rPr/>
-        <w:t xml:space="preserve">DS </w:t>
-      </w:r>
-      <w:r>
-        <w:rPr/>
-        <w:t>5110 Big Data Systems</w:t>
+        <w:t>DS 5110 Big Data Systems</w:t>
       </w:r>
     </w:p>
     <w:p>
@@ -78,23 +74,19 @@
       </w:r>
       <w:r>
         <w:rPr/>
-        <w:t>February</w:t>
-      </w:r>
-      <w:r>
-        <w:rPr/>
-        <w:t xml:space="preserve"> 2</w:t>
-      </w:r>
-      <w:r>
-        <w:rPr/>
-        <w:t>5</w:t>
-      </w:r>
-      <w:r>
-        <w:rPr/>
-        <w:t>, 202</w:t>
-      </w:r>
-      <w:r>
-        <w:rPr/>
-        <w:t>6</w:t>
+        <w:t>June</w:t>
+      </w:r>
+      <w:r>
+        <w:rPr/>
+        <w:t xml:space="preserve"> </w:t>
+      </w:r>
+      <w:r>
+        <w:rPr/>
+        <w:t>18</w:t>
+      </w:r>
+      <w:r>
+        <w:rPr/>
+        <w:t>, 2026</w:t>
       </w:r>
     </w:p>
     <w:p>
@@ -923,128 +915,7 @@
         </w:rPr>
       </w:pPr>
       <w:r>
-        <w:rPr>
-          <w:b/>
-          <w:bCs/>
-        </w:rPr>
-        <w:t xml:space="preserve"> </w:t>
-      </w:r>
-    </w:p>
-    <w:p>
-      <w:pPr>
-        <w:pStyle w:val="Normal"/>
-        <w:bidi w:val="0"/>
-        <w:jc w:val="left"/>
-        <w:rPr>
-          <w:b/>
-          <w:b/>
-          <w:bCs/>
-        </w:rPr>
-      </w:pPr>
-      <w:r>
-        <w:rPr>
-          <w:b/>
-          <w:bCs/>
-        </w:rPr>
-        <w:drawing>
-          <wp:anchor behindDoc="0" distT="0" distB="0" distL="0" distR="0" simplePos="0" locked="0" layoutInCell="0" allowOverlap="1" relativeHeight="13">
-            <wp:simplePos x="0" y="0"/>
-            <wp:positionH relativeFrom="column">
-              <wp:align>center</wp:align>
-            </wp:positionH>
-            <wp:positionV relativeFrom="paragraph">
-              <wp:posOffset>635</wp:posOffset>
-            </wp:positionV>
-            <wp:extent cx="6332220" cy="3063240"/>
-            <wp:effectExtent l="0" t="0" r="0" b="0"/>
-            <wp:wrapSquare wrapText="largest"/>
-            <wp:docPr id="1" name="Image12" descr=""/>
-            <wp:cNvGraphicFramePr>
-              <a:graphicFrameLocks xmlns:a="http://schemas.openxmlformats.org/drawingml/2006/main" noChangeAspect="1"/>
-            </wp:cNvGraphicFramePr>
-            <a:graphic xmlns:a="http://schemas.openxmlformats.org/drawingml/2006/main">
-              <a:graphicData uri="http://schemas.openxmlformats.org/drawingml/2006/picture">
-                <pic:pic xmlns:pic="http://schemas.openxmlformats.org/drawingml/2006/picture">
-                  <pic:nvPicPr>
-                    <pic:cNvPr id="1" name="Image12" descr=""/>
-                    <pic:cNvPicPr>
-                      <a:picLocks noChangeAspect="1" noChangeArrowheads="1"/>
-                    </pic:cNvPicPr>
-                  </pic:nvPicPr>
-                  <pic:blipFill>
-                    <a:blip r:embed="rId2"/>
-                    <a:stretch>
-                      <a:fillRect/>
-                    </a:stretch>
-                  </pic:blipFill>
-                  <pic:spPr bwMode="auto">
-                    <a:xfrm>
-                      <a:off x="0" y="0"/>
-                      <a:ext cx="6332220" cy="3063240"/>
-                    </a:xfrm>
-                    <a:prstGeom prst="rect">
-                      <a:avLst/>
-                    </a:prstGeom>
-                  </pic:spPr>
-                </pic:pic>
-              </a:graphicData>
-            </a:graphic>
-          </wp:anchor>
-        </w:drawing>
-      </w:r>
-    </w:p>
-    <w:p>
-      <w:pPr>
-        <w:pStyle w:val="Normal"/>
-        <w:bidi w:val="0"/>
-        <w:jc w:val="left"/>
-        <w:rPr>
-          <w:b/>
-          <w:b/>
-          <w:bCs/>
-        </w:rPr>
-      </w:pPr>
-      <w:r>
-        <w:rPr>
-          <w:b/>
-          <w:bCs/>
-        </w:rPr>
-      </w:r>
-    </w:p>
-    <w:p>
-      <w:pPr>
-        <w:pStyle w:val="Normal"/>
-        <w:bidi w:val="0"/>
-        <w:jc w:val="left"/>
-        <w:rPr>
-          <w:b/>
-          <w:b/>
-          <w:bCs/>
-        </w:rPr>
-      </w:pPr>
-      <w:r>
-        <w:rPr>
-          <w:b/>
-          <w:bCs/>
-        </w:rPr>
-      </w:r>
-    </w:p>
-    <w:p>
-      <w:pPr>
-        <w:pStyle w:val="Normal"/>
-        <w:bidi w:val="0"/>
-        <w:jc w:val="left"/>
-        <w:rPr>
-          <w:b/>
-          <w:b/>
-          <w:bCs/>
-        </w:rPr>
-      </w:pPr>
-      <w:r>
-        <w:rPr>
-          <w:b/>
-          <w:bCs/>
-        </w:rPr>
+        <w:rPr/>
       </w:r>
     </w:p>
     <w:p>
@@ -1162,7 +1033,7 @@
             <wp:extent cx="6332220" cy="3692525"/>
             <wp:effectExtent l="0" t="0" r="0" b="0"/>
             <wp:wrapSquare wrapText="largest"/>
-            <wp:docPr id="2" name="Image1" descr=""/>
+            <wp:docPr id="1" name="Image1" descr=""/>
             <wp:cNvGraphicFramePr>
               <a:graphicFrameLocks xmlns:a="http://schemas.openxmlformats.org/drawingml/2006/main" noChangeAspect="1"/>
             </wp:cNvGraphicFramePr>
@@ -1170,13 +1041,13 @@
               <a:graphicData uri="http://schemas.openxmlformats.org/drawingml/2006/picture">
                 <pic:pic xmlns:pic="http://schemas.openxmlformats.org/drawingml/2006/picture">
                   <pic:nvPicPr>
-                    <pic:cNvPr id="2" name="Image1" descr=""/>
+                    <pic:cNvPr id="1" name="Image1" descr=""/>
                     <pic:cNvPicPr>
                       <a:picLocks noChangeAspect="1" noChangeArrowheads="1"/>
                     </pic:cNvPicPr>
                   </pic:nvPicPr>
                   <pic:blipFill>
-                    <a:blip r:embed="rId3"/>
+                    <a:blip r:embed="rId2"/>
                     <a:stretch>
                       <a:fillRect/>
                     </a:stretch>
@@ -1265,7 +1136,7 @@
             <wp:extent cx="6332220" cy="1907540"/>
             <wp:effectExtent l="0" t="0" r="0" b="0"/>
             <wp:wrapSquare wrapText="largest"/>
-            <wp:docPr id="3" name="Image2" descr=""/>
+            <wp:docPr id="2" name="Image2" descr=""/>
             <wp:cNvGraphicFramePr>
               <a:graphicFrameLocks xmlns:a="http://schemas.openxmlformats.org/drawingml/2006/main" noChangeAspect="1"/>
             </wp:cNvGraphicFramePr>
@@ -1273,13 +1144,13 @@
               <a:graphicData uri="http://schemas.openxmlformats.org/drawingml/2006/picture">
                 <pic:pic xmlns:pic="http://schemas.openxmlformats.org/drawingml/2006/picture">
                   <pic:nvPicPr>
-                    <pic:cNvPr id="3" name="Image2" descr=""/>
+                    <pic:cNvPr id="2" name="Image2" descr=""/>
                     <pic:cNvPicPr>
                       <a:picLocks noChangeAspect="1" noChangeArrowheads="1"/>
                     </pic:cNvPicPr>
                   </pic:nvPicPr>
                   <pic:blipFill>
-                    <a:blip r:embed="rId4"/>
+                    <a:blip r:embed="rId3"/>
                     <a:stretch>
                       <a:fillRect/>
                     </a:stretch>
@@ -1313,232 +1184,26 @@
       </w:pPr>
       <w:r>
         <w:rPr/>
-        <w:t>You will want to provide permissions to a specific file. To do this, specify an Amazon Resource Name (ARN) for a specific S3 bucket and object. You will need to have at least one bucket with a file created in S3; please create one if needed. When I enter bucket name and object name, the ARN is auto-populated.</w:t>
-      </w:r>
-    </w:p>
-    <w:p>
-      <w:pPr>
-        <w:pStyle w:val="Normal"/>
-        <w:bidi w:val="0"/>
-        <w:jc w:val="left"/>
-        <w:rPr/>
-      </w:pPr>
-      <w:r>
-        <w:rPr/>
-      </w:r>
-    </w:p>
-    <w:p>
-      <w:pPr>
-        <w:pStyle w:val="Normal"/>
-        <w:bidi w:val="0"/>
-        <w:jc w:val="left"/>
-        <w:rPr/>
-      </w:pPr>
-      <w:r>
-        <w:rPr/>
-      </w:r>
-    </w:p>
-    <w:p>
-      <w:pPr>
-        <w:pStyle w:val="Normal"/>
-        <w:bidi w:val="0"/>
-        <w:jc w:val="left"/>
-        <w:rPr/>
-      </w:pPr>
-      <w:r>
-        <w:rPr/>
-      </w:r>
-    </w:p>
-    <w:p>
-      <w:pPr>
-        <w:pStyle w:val="Normal"/>
-        <w:bidi w:val="0"/>
-        <w:jc w:val="left"/>
-        <w:rPr/>
-      </w:pPr>
-      <w:r>
-        <w:drawing>
-          <wp:anchor behindDoc="0" distT="0" distB="0" distL="0" distR="0" simplePos="0" locked="0" layoutInCell="0" allowOverlap="1" relativeHeight="4">
-            <wp:simplePos x="0" y="0"/>
-            <wp:positionH relativeFrom="column">
-              <wp:align>center</wp:align>
-            </wp:positionH>
-            <wp:positionV relativeFrom="paragraph">
-              <wp:posOffset>635</wp:posOffset>
-            </wp:positionV>
-            <wp:extent cx="3891280" cy="2687320"/>
-            <wp:effectExtent l="0" t="0" r="0" b="0"/>
-            <wp:wrapSquare wrapText="largest"/>
-            <wp:docPr id="4" name="Image3" descr=""/>
-            <wp:cNvGraphicFramePr>
-              <a:graphicFrameLocks xmlns:a="http://schemas.openxmlformats.org/drawingml/2006/main" noChangeAspect="1"/>
-            </wp:cNvGraphicFramePr>
-            <a:graphic xmlns:a="http://schemas.openxmlformats.org/drawingml/2006/main">
-              <a:graphicData uri="http://schemas.openxmlformats.org/drawingml/2006/picture">
-                <pic:pic xmlns:pic="http://schemas.openxmlformats.org/drawingml/2006/picture">
-                  <pic:nvPicPr>
-                    <pic:cNvPr id="4" name="Image3" descr=""/>
-                    <pic:cNvPicPr>
-                      <a:picLocks noChangeAspect="1" noChangeArrowheads="1"/>
-                    </pic:cNvPicPr>
-                  </pic:nvPicPr>
-                  <pic:blipFill>
-                    <a:blip r:embed="rId5"/>
-                    <a:stretch>
-                      <a:fillRect/>
-                    </a:stretch>
-                  </pic:blipFill>
-                  <pic:spPr bwMode="auto">
-                    <a:xfrm>
-                      <a:off x="0" y="0"/>
-                      <a:ext cx="3891280" cy="2687320"/>
-                    </a:xfrm>
-                    <a:prstGeom prst="rect">
-                      <a:avLst/>
-                    </a:prstGeom>
-                  </pic:spPr>
-                </pic:pic>
-              </a:graphicData>
-            </a:graphic>
-          </wp:anchor>
-        </w:drawing>
-      </w:r>
-      <w:r>
-        <w:rPr/>
-        <w:br/>
-        <w:br/>
-      </w:r>
-    </w:p>
-    <w:p>
-      <w:pPr>
-        <w:pStyle w:val="Normal"/>
-        <w:bidi w:val="0"/>
-        <w:jc w:val="left"/>
-        <w:rPr/>
-      </w:pPr>
-      <w:r>
-        <w:rPr/>
-      </w:r>
-    </w:p>
-    <w:p>
-      <w:pPr>
-        <w:pStyle w:val="Normal"/>
-        <w:bidi w:val="0"/>
-        <w:jc w:val="left"/>
-        <w:rPr/>
-      </w:pPr>
-      <w:r>
-        <w:rPr/>
-      </w:r>
-    </w:p>
-    <w:p>
-      <w:pPr>
-        <w:pStyle w:val="Normal"/>
-        <w:bidi w:val="0"/>
-        <w:jc w:val="left"/>
-        <w:rPr/>
-      </w:pPr>
-      <w:r>
-        <w:rPr/>
-      </w:r>
-    </w:p>
-    <w:p>
-      <w:pPr>
-        <w:pStyle w:val="Normal"/>
-        <w:bidi w:val="0"/>
-        <w:jc w:val="left"/>
-        <w:rPr/>
-      </w:pPr>
-      <w:r>
-        <w:rPr/>
-      </w:r>
-    </w:p>
-    <w:p>
-      <w:pPr>
-        <w:pStyle w:val="Normal"/>
-        <w:bidi w:val="0"/>
-        <w:jc w:val="left"/>
-        <w:rPr/>
-      </w:pPr>
-      <w:r>
-        <w:rPr/>
-      </w:r>
-    </w:p>
-    <w:p>
-      <w:pPr>
-        <w:pStyle w:val="Normal"/>
-        <w:bidi w:val="0"/>
-        <w:jc w:val="left"/>
-        <w:rPr/>
-      </w:pPr>
-      <w:r>
-        <w:rPr/>
-      </w:r>
-    </w:p>
-    <w:p>
-      <w:pPr>
-        <w:pStyle w:val="Normal"/>
-        <w:bidi w:val="0"/>
-        <w:jc w:val="left"/>
-        <w:rPr/>
-      </w:pPr>
-      <w:r>
-        <w:rPr/>
-      </w:r>
-    </w:p>
-    <w:p>
-      <w:pPr>
-        <w:pStyle w:val="Normal"/>
-        <w:bidi w:val="0"/>
-        <w:jc w:val="left"/>
-        <w:rPr/>
-      </w:pPr>
-      <w:r>
-        <w:rPr/>
-      </w:r>
-    </w:p>
-    <w:p>
-      <w:pPr>
-        <w:pStyle w:val="Normal"/>
-        <w:bidi w:val="0"/>
-        <w:jc w:val="left"/>
-        <w:rPr/>
-      </w:pPr>
-      <w:r>
-        <w:rPr/>
-      </w:r>
-    </w:p>
-    <w:p>
-      <w:pPr>
-        <w:pStyle w:val="Normal"/>
-        <w:bidi w:val="0"/>
-        <w:jc w:val="left"/>
-        <w:rPr/>
-      </w:pPr>
-      <w:r>
-        <w:rPr/>
-      </w:r>
-    </w:p>
-    <w:p>
-      <w:pPr>
-        <w:pStyle w:val="Normal"/>
-        <w:bidi w:val="0"/>
-        <w:jc w:val="left"/>
-        <w:rPr/>
-      </w:pPr>
-      <w:r>
-        <w:rPr/>
-      </w:r>
-    </w:p>
-    <w:p>
-      <w:pPr>
-        <w:pStyle w:val="Normal"/>
-        <w:bidi w:val="0"/>
-        <w:jc w:val="left"/>
-        <w:rPr/>
-      </w:pPr>
-      <w:r>
-        <w:rPr/>
+        <w:t xml:space="preserve">You will want to provide permissions to </w:t>
+      </w:r>
+      <w:r>
+        <w:rPr/>
+        <w:t>the</w:t>
+      </w:r>
+      <w:r>
+        <w:rPr/>
+        <w:t xml:space="preserve"> </w:t>
+      </w:r>
+      <w:r>
+        <w:rPr>
+          <w:b/>
+          <w:bCs/>
+        </w:rPr>
+        <w:t xml:space="preserve">spinningup_rl.txt </w:t>
+      </w:r>
+      <w:r>
+        <w:rPr/>
+        <w:t xml:space="preserve">file. To do this, specify an Amazon Resource Name (ARN) for a specific S3 bucket and object. </w:t>
       </w:r>
     </w:p>
     <w:p>
@@ -1587,81 +1252,6 @@
         <w:br/>
         <w:t>You’ll need to give the policy and name. Take note so you can find it for the next step.</w:t>
         <w:br/>
-        <w:t xml:space="preserve">You can see mine is called </w:t>
-      </w:r>
-      <w:r>
-        <w:rPr>
-          <w:i/>
-          <w:iCs/>
-        </w:rPr>
-        <w:t>data_scientist_s3_policy</w:t>
-      </w:r>
-    </w:p>
-    <w:p>
-      <w:pPr>
-        <w:pStyle w:val="Normal"/>
-        <w:bidi w:val="0"/>
-        <w:jc w:val="left"/>
-        <w:rPr/>
-      </w:pPr>
-      <w:r>
-        <w:rPr/>
-      </w:r>
-    </w:p>
-    <w:p>
-      <w:pPr>
-        <w:pStyle w:val="Normal"/>
-        <w:bidi w:val="0"/>
-        <w:jc w:val="left"/>
-        <w:rPr/>
-      </w:pPr>
-      <w:r>
-        <w:rPr/>
-        <w:drawing>
-          <wp:anchor behindDoc="0" distT="0" distB="0" distL="0" distR="0" simplePos="0" locked="0" layoutInCell="0" allowOverlap="1" relativeHeight="5">
-            <wp:simplePos x="0" y="0"/>
-            <wp:positionH relativeFrom="column">
-              <wp:posOffset>-52705</wp:posOffset>
-            </wp:positionH>
-            <wp:positionV relativeFrom="paragraph">
-              <wp:posOffset>86995</wp:posOffset>
-            </wp:positionV>
-            <wp:extent cx="6332220" cy="2213610"/>
-            <wp:effectExtent l="0" t="0" r="0" b="0"/>
-            <wp:wrapSquare wrapText="largest"/>
-            <wp:docPr id="5" name="Image4" descr=""/>
-            <wp:cNvGraphicFramePr>
-              <a:graphicFrameLocks xmlns:a="http://schemas.openxmlformats.org/drawingml/2006/main" noChangeAspect="1"/>
-            </wp:cNvGraphicFramePr>
-            <a:graphic xmlns:a="http://schemas.openxmlformats.org/drawingml/2006/main">
-              <a:graphicData uri="http://schemas.openxmlformats.org/drawingml/2006/picture">
-                <pic:pic xmlns:pic="http://schemas.openxmlformats.org/drawingml/2006/picture">
-                  <pic:nvPicPr>
-                    <pic:cNvPr id="5" name="Image4" descr=""/>
-                    <pic:cNvPicPr>
-                      <a:picLocks noChangeAspect="1" noChangeArrowheads="1"/>
-                    </pic:cNvPicPr>
-                  </pic:nvPicPr>
-                  <pic:blipFill>
-                    <a:blip r:embed="rId6"/>
-                    <a:stretch>
-                      <a:fillRect/>
-                    </a:stretch>
-                  </pic:blipFill>
-                  <pic:spPr bwMode="auto">
-                    <a:xfrm>
-                      <a:off x="0" y="0"/>
-                      <a:ext cx="6332220" cy="2213610"/>
-                    </a:xfrm>
-                    <a:prstGeom prst="rect">
-                      <a:avLst/>
-                    </a:prstGeom>
-                  </pic:spPr>
-                </pic:pic>
-              </a:graphicData>
-            </a:graphic>
-          </wp:anchor>
-        </w:drawing>
       </w:r>
     </w:p>
     <w:p>
@@ -1718,282 +1308,11 @@
       </w:pPr>
       <w:r>
         <w:rPr/>
-      </w:r>
-    </w:p>
-    <w:p>
-      <w:pPr>
-        <w:pStyle w:val="Normal"/>
-        <w:bidi w:val="0"/>
-        <w:jc w:val="left"/>
-        <w:rPr/>
-      </w:pPr>
-      <w:r>
-        <w:rPr/>
-      </w:r>
-    </w:p>
-    <w:p>
-      <w:pPr>
-        <w:pStyle w:val="Normal"/>
-        <w:bidi w:val="0"/>
-        <w:jc w:val="left"/>
-        <w:rPr/>
-      </w:pPr>
-      <w:r>
-        <w:rPr/>
-      </w:r>
-    </w:p>
-    <w:p>
-      <w:pPr>
-        <w:pStyle w:val="Normal"/>
-        <w:bidi w:val="0"/>
-        <w:jc w:val="left"/>
-        <w:rPr/>
-      </w:pPr>
-      <w:r>
-        <w:drawing>
-          <wp:anchor behindDoc="0" distT="0" distB="0" distL="0" distR="0" simplePos="0" locked="0" layoutInCell="0" allowOverlap="1" relativeHeight="6">
-            <wp:simplePos x="0" y="0"/>
-            <wp:positionH relativeFrom="column">
-              <wp:align>center</wp:align>
-            </wp:positionH>
-            <wp:positionV relativeFrom="paragraph">
-              <wp:posOffset>635</wp:posOffset>
-            </wp:positionV>
-            <wp:extent cx="6332220" cy="1596390"/>
-            <wp:effectExtent l="0" t="0" r="0" b="0"/>
-            <wp:wrapSquare wrapText="largest"/>
-            <wp:docPr id="6" name="Image5" descr=""/>
-            <wp:cNvGraphicFramePr>
-              <a:graphicFrameLocks xmlns:a="http://schemas.openxmlformats.org/drawingml/2006/main" noChangeAspect="1"/>
-            </wp:cNvGraphicFramePr>
-            <a:graphic xmlns:a="http://schemas.openxmlformats.org/drawingml/2006/main">
-              <a:graphicData uri="http://schemas.openxmlformats.org/drawingml/2006/picture">
-                <pic:pic xmlns:pic="http://schemas.openxmlformats.org/drawingml/2006/picture">
-                  <pic:nvPicPr>
-                    <pic:cNvPr id="6" name="Image5" descr=""/>
-                    <pic:cNvPicPr>
-                      <a:picLocks noChangeAspect="1" noChangeArrowheads="1"/>
-                    </pic:cNvPicPr>
-                  </pic:nvPicPr>
-                  <pic:blipFill>
-                    <a:blip r:embed="rId7"/>
-                    <a:stretch>
-                      <a:fillRect/>
-                    </a:stretch>
-                  </pic:blipFill>
-                  <pic:spPr bwMode="auto">
-                    <a:xfrm>
-                      <a:off x="0" y="0"/>
-                      <a:ext cx="6332220" cy="1596390"/>
-                    </a:xfrm>
-                    <a:prstGeom prst="rect">
-                      <a:avLst/>
-                    </a:prstGeom>
-                  </pic:spPr>
-                </pic:pic>
-              </a:graphicData>
-            </a:graphic>
-          </wp:anchor>
-        </w:drawing>
-      </w:r>
-      <w:r>
-        <w:rPr/>
-        <w:br/>
-        <w:br/>
-        <w:t>8. The final role creation step should look like this:</w:t>
-      </w:r>
-    </w:p>
-    <w:p>
-      <w:pPr>
-        <w:pStyle w:val="Normal"/>
-        <w:bidi w:val="0"/>
-        <w:jc w:val="left"/>
-        <w:rPr/>
-      </w:pPr>
-      <w:r>
-        <w:rPr/>
-      </w:r>
-    </w:p>
-    <w:p>
-      <w:pPr>
-        <w:pStyle w:val="Normal"/>
-        <w:bidi w:val="0"/>
-        <w:jc w:val="left"/>
-        <w:rPr/>
-      </w:pPr>
-      <w:r>
-        <w:rPr/>
-      </w:r>
-    </w:p>
-    <w:p>
-      <w:pPr>
-        <w:pStyle w:val="Normal"/>
-        <w:bidi w:val="0"/>
-        <w:jc w:val="left"/>
-        <w:rPr/>
-      </w:pPr>
-      <w:r>
-        <w:drawing>
-          <wp:anchor behindDoc="0" distT="0" distB="0" distL="0" distR="0" simplePos="0" locked="0" layoutInCell="0" allowOverlap="1" relativeHeight="7">
-            <wp:simplePos x="0" y="0"/>
-            <wp:positionH relativeFrom="column">
-              <wp:align>center</wp:align>
-            </wp:positionH>
-            <wp:positionV relativeFrom="paragraph">
-              <wp:posOffset>635</wp:posOffset>
-            </wp:positionV>
-            <wp:extent cx="6332220" cy="4239895"/>
-            <wp:effectExtent l="0" t="0" r="0" b="0"/>
-            <wp:wrapSquare wrapText="largest"/>
-            <wp:docPr id="7" name="Image6" descr=""/>
-            <wp:cNvGraphicFramePr>
-              <a:graphicFrameLocks xmlns:a="http://schemas.openxmlformats.org/drawingml/2006/main" noChangeAspect="1"/>
-            </wp:cNvGraphicFramePr>
-            <a:graphic xmlns:a="http://schemas.openxmlformats.org/drawingml/2006/main">
-              <a:graphicData uri="http://schemas.openxmlformats.org/drawingml/2006/picture">
-                <pic:pic xmlns:pic="http://schemas.openxmlformats.org/drawingml/2006/picture">
-                  <pic:nvPicPr>
-                    <pic:cNvPr id="7" name="Image6" descr=""/>
-                    <pic:cNvPicPr>
-                      <a:picLocks noChangeAspect="1" noChangeArrowheads="1"/>
-                    </pic:cNvPicPr>
-                  </pic:nvPicPr>
-                  <pic:blipFill>
-                    <a:blip r:embed="rId8"/>
-                    <a:stretch>
-                      <a:fillRect/>
-                    </a:stretch>
-                  </pic:blipFill>
-                  <pic:spPr bwMode="auto">
-                    <a:xfrm>
-                      <a:off x="0" y="0"/>
-                      <a:ext cx="6332220" cy="4239895"/>
-                    </a:xfrm>
-                    <a:prstGeom prst="rect">
-                      <a:avLst/>
-                    </a:prstGeom>
-                  </pic:spPr>
-                </pic:pic>
-              </a:graphicData>
-            </a:graphic>
-          </wp:anchor>
-        </w:drawing>
-      </w:r>
-      <w:r>
-        <w:rPr/>
-        <w:br/>
-        <w:t>Notice the trusted entities (EC2) is pre-populated in JSON.</w:t>
-      </w:r>
-    </w:p>
-    <w:p>
-      <w:pPr>
-        <w:pStyle w:val="Normal"/>
-        <w:bidi w:val="0"/>
-        <w:jc w:val="left"/>
-        <w:rPr/>
-      </w:pPr>
-      <w:r>
-        <w:rPr/>
-      </w:r>
-    </w:p>
-    <w:p>
-      <w:pPr>
-        <w:pStyle w:val="Normal"/>
-        <w:bidi w:val="0"/>
-        <w:jc w:val="left"/>
-        <w:rPr/>
-      </w:pPr>
-      <w:r>
-        <w:rPr/>
-      </w:r>
-    </w:p>
-    <w:p>
-      <w:pPr>
-        <w:pStyle w:val="Normal"/>
-        <w:bidi w:val="0"/>
-        <w:jc w:val="left"/>
-        <w:rPr/>
-      </w:pPr>
-      <w:r>
-        <w:rPr/>
-      </w:r>
-    </w:p>
-    <w:p>
-      <w:pPr>
-        <w:pStyle w:val="Normal"/>
-        <w:bidi w:val="0"/>
-        <w:jc w:val="left"/>
-        <w:rPr/>
-      </w:pPr>
-      <w:r>
-        <w:rPr/>
-      </w:r>
-    </w:p>
-    <w:p>
-      <w:pPr>
-        <w:pStyle w:val="Normal"/>
-        <w:bidi w:val="0"/>
-        <w:jc w:val="left"/>
-        <w:rPr/>
-      </w:pPr>
-      <w:r>
-        <w:rPr/>
-      </w:r>
-    </w:p>
-    <w:p>
-      <w:pPr>
-        <w:pStyle w:val="Normal"/>
-        <w:bidi w:val="0"/>
-        <w:jc w:val="left"/>
-        <w:rPr/>
-      </w:pPr>
-      <w:r>
-        <w:rPr/>
-      </w:r>
-    </w:p>
-    <w:p>
-      <w:pPr>
-        <w:pStyle w:val="Normal"/>
-        <w:bidi w:val="0"/>
-        <w:jc w:val="left"/>
-        <w:rPr/>
-      </w:pPr>
-      <w:r>
-        <w:rPr/>
-      </w:r>
-    </w:p>
-    <w:p>
-      <w:pPr>
-        <w:pStyle w:val="Normal"/>
-        <w:bidi w:val="0"/>
-        <w:jc w:val="left"/>
-        <w:rPr/>
-      </w:pPr>
-      <w:r>
-        <w:rPr/>
-      </w:r>
-    </w:p>
-    <w:p>
-      <w:pPr>
-        <w:pStyle w:val="Normal"/>
-        <w:bidi w:val="0"/>
-        <w:jc w:val="left"/>
-        <w:rPr/>
-      </w:pPr>
-      <w:r>
-        <w:rPr/>
-      </w:r>
-    </w:p>
-    <w:p>
-      <w:pPr>
-        <w:pStyle w:val="Normal"/>
-        <w:bidi w:val="0"/>
-        <w:jc w:val="left"/>
-        <w:rPr/>
-      </w:pPr>
-      <w:r>
-        <w:rPr/>
-        <w:t xml:space="preserve">9. </w:t>
+        <w:t>8</w:t>
+      </w:r>
+      <w:r>
+        <w:rPr/>
+        <w:t xml:space="preserve">. </w:t>
       </w:r>
       <w:r>
         <w:rPr>
@@ -2003,97 +1322,22 @@
         <w:t xml:space="preserve">(1 POINT) </w:t>
       </w:r>
       <w:r>
-        <w:rPr/>
-        <w:t>Take a screenshot of the Roles page to show the new role.</w:t>
-      </w:r>
-    </w:p>
-    <w:p>
-      <w:pPr>
-        <w:pStyle w:val="Normal"/>
-        <w:bidi w:val="0"/>
-        <w:jc w:val="left"/>
-        <w:rPr/>
-      </w:pPr>
-      <w:r>
-        <w:rPr/>
-      </w:r>
-    </w:p>
-    <w:p>
-      <w:pPr>
-        <w:pStyle w:val="Normal"/>
-        <w:bidi w:val="0"/>
-        <w:jc w:val="left"/>
-        <w:rPr/>
-      </w:pPr>
-      <w:r>
-        <w:rPr/>
-      </w:r>
-    </w:p>
-    <w:p>
-      <w:pPr>
-        <w:pStyle w:val="Normal"/>
-        <w:bidi w:val="0"/>
-        <w:jc w:val="left"/>
-        <w:rPr/>
-      </w:pPr>
-      <w:r>
-        <w:rPr/>
-      </w:r>
-    </w:p>
-    <w:p>
-      <w:pPr>
-        <w:pStyle w:val="Normal"/>
-        <w:bidi w:val="0"/>
-        <w:jc w:val="left"/>
-        <w:rPr/>
-      </w:pPr>
-      <w:r>
-        <w:rPr/>
-        <w:drawing>
-          <wp:anchor behindDoc="0" distT="0" distB="0" distL="0" distR="0" simplePos="0" locked="0" layoutInCell="0" allowOverlap="1" relativeHeight="8">
-            <wp:simplePos x="0" y="0"/>
-            <wp:positionH relativeFrom="column">
-              <wp:align>center</wp:align>
-            </wp:positionH>
-            <wp:positionV relativeFrom="paragraph">
-              <wp:posOffset>635</wp:posOffset>
-            </wp:positionV>
-            <wp:extent cx="6332220" cy="1395095"/>
-            <wp:effectExtent l="0" t="0" r="0" b="0"/>
-            <wp:wrapSquare wrapText="largest"/>
-            <wp:docPr id="8" name="Image7" descr=""/>
-            <wp:cNvGraphicFramePr>
-              <a:graphicFrameLocks xmlns:a="http://schemas.openxmlformats.org/drawingml/2006/main" noChangeAspect="1"/>
-            </wp:cNvGraphicFramePr>
-            <a:graphic xmlns:a="http://schemas.openxmlformats.org/drawingml/2006/main">
-              <a:graphicData uri="http://schemas.openxmlformats.org/drawingml/2006/picture">
-                <pic:pic xmlns:pic="http://schemas.openxmlformats.org/drawingml/2006/picture">
-                  <pic:nvPicPr>
-                    <pic:cNvPr id="8" name="Image7" descr=""/>
-                    <pic:cNvPicPr>
-                      <a:picLocks noChangeAspect="1" noChangeArrowheads="1"/>
-                    </pic:cNvPicPr>
-                  </pic:nvPicPr>
-                  <pic:blipFill>
-                    <a:blip r:embed="rId9"/>
-                    <a:stretch>
-                      <a:fillRect/>
-                    </a:stretch>
-                  </pic:blipFill>
-                  <pic:spPr bwMode="auto">
-                    <a:xfrm>
-                      <a:off x="0" y="0"/>
-                      <a:ext cx="6332220" cy="1395095"/>
-                    </a:xfrm>
-                    <a:prstGeom prst="rect">
-                      <a:avLst/>
-                    </a:prstGeom>
-                  </pic:spPr>
-                </pic:pic>
-              </a:graphicData>
-            </a:graphic>
-          </wp:anchor>
-        </w:drawing>
+        <w:rPr>
+          <w:b w:val="false"/>
+          <w:bCs w:val="false"/>
+        </w:rPr>
+        <w:t>Pull up the role with its attached policy and show a screenshot.</w:t>
+      </w:r>
+    </w:p>
+    <w:p>
+      <w:pPr>
+        <w:pStyle w:val="Normal"/>
+        <w:bidi w:val="0"/>
+        <w:jc w:val="left"/>
+        <w:rPr/>
+      </w:pPr>
+      <w:r>
+        <w:rPr/>
       </w:r>
     </w:p>
     <w:p>
@@ -2191,337 +1435,6 @@
       </w:pPr>
       <w:r>
         <w:rPr/>
-        <w:drawing>
-          <wp:anchor behindDoc="0" distT="0" distB="0" distL="0" distR="0" simplePos="0" locked="0" layoutInCell="0" allowOverlap="1" relativeHeight="17">
-            <wp:simplePos x="0" y="0"/>
-            <wp:positionH relativeFrom="column">
-              <wp:align>center</wp:align>
-            </wp:positionH>
-            <wp:positionV relativeFrom="paragraph">
-              <wp:posOffset>635</wp:posOffset>
-            </wp:positionV>
-            <wp:extent cx="4621530" cy="3249930"/>
-            <wp:effectExtent l="0" t="0" r="0" b="0"/>
-            <wp:wrapSquare wrapText="largest"/>
-            <wp:docPr id="9" name="Image16" descr=""/>
-            <wp:cNvGraphicFramePr>
-              <a:graphicFrameLocks xmlns:a="http://schemas.openxmlformats.org/drawingml/2006/main" noChangeAspect="1"/>
-            </wp:cNvGraphicFramePr>
-            <a:graphic xmlns:a="http://schemas.openxmlformats.org/drawingml/2006/main">
-              <a:graphicData uri="http://schemas.openxmlformats.org/drawingml/2006/picture">
-                <pic:pic xmlns:pic="http://schemas.openxmlformats.org/drawingml/2006/picture">
-                  <pic:nvPicPr>
-                    <pic:cNvPr id="9" name="Image16" descr=""/>
-                    <pic:cNvPicPr>
-                      <a:picLocks noChangeAspect="1" noChangeArrowheads="1"/>
-                    </pic:cNvPicPr>
-                  </pic:nvPicPr>
-                  <pic:blipFill>
-                    <a:blip r:embed="rId10"/>
-                    <a:stretch>
-                      <a:fillRect/>
-                    </a:stretch>
-                  </pic:blipFill>
-                  <pic:spPr bwMode="auto">
-                    <a:xfrm>
-                      <a:off x="0" y="0"/>
-                      <a:ext cx="4621530" cy="3249930"/>
-                    </a:xfrm>
-                    <a:prstGeom prst="rect">
-                      <a:avLst/>
-                    </a:prstGeom>
-                  </pic:spPr>
-                </pic:pic>
-              </a:graphicData>
-            </a:graphic>
-          </wp:anchor>
-        </w:drawing>
-      </w:r>
-    </w:p>
-    <w:p>
-      <w:pPr>
-        <w:pStyle w:val="Normal"/>
-        <w:bidi w:val="0"/>
-        <w:jc w:val="left"/>
-        <w:rPr/>
-      </w:pPr>
-      <w:r>
-        <w:rPr/>
-      </w:r>
-    </w:p>
-    <w:p>
-      <w:pPr>
-        <w:pStyle w:val="Normal"/>
-        <w:bidi w:val="0"/>
-        <w:jc w:val="left"/>
-        <w:rPr/>
-      </w:pPr>
-      <w:r>
-        <w:rPr/>
-      </w:r>
-    </w:p>
-    <w:p>
-      <w:pPr>
-        <w:pStyle w:val="Normal"/>
-        <w:bidi w:val="0"/>
-        <w:jc w:val="left"/>
-        <w:rPr/>
-      </w:pPr>
-      <w:r>
-        <w:rPr/>
-      </w:r>
-    </w:p>
-    <w:p>
-      <w:pPr>
-        <w:pStyle w:val="Normal"/>
-        <w:bidi w:val="0"/>
-        <w:jc w:val="left"/>
-        <w:rPr/>
-      </w:pPr>
-      <w:r>
-        <w:rPr/>
-      </w:r>
-    </w:p>
-    <w:p>
-      <w:pPr>
-        <w:pStyle w:val="Normal"/>
-        <w:bidi w:val="0"/>
-        <w:jc w:val="left"/>
-        <w:rPr/>
-      </w:pPr>
-      <w:r>
-        <w:rPr/>
-      </w:r>
-    </w:p>
-    <w:p>
-      <w:pPr>
-        <w:pStyle w:val="Normal"/>
-        <w:bidi w:val="0"/>
-        <w:jc w:val="left"/>
-        <w:rPr/>
-      </w:pPr>
-      <w:r>
-        <w:rPr/>
-      </w:r>
-    </w:p>
-    <w:p>
-      <w:pPr>
-        <w:pStyle w:val="Normal"/>
-        <w:bidi w:val="0"/>
-        <w:jc w:val="left"/>
-        <w:rPr/>
-      </w:pPr>
-      <w:r>
-        <w:rPr/>
-      </w:r>
-    </w:p>
-    <w:p>
-      <w:pPr>
-        <w:pStyle w:val="Normal"/>
-        <w:bidi w:val="0"/>
-        <w:jc w:val="left"/>
-        <w:rPr/>
-      </w:pPr>
-      <w:r>
-        <w:rPr/>
-      </w:r>
-    </w:p>
-    <w:p>
-      <w:pPr>
-        <w:pStyle w:val="Normal"/>
-        <w:bidi w:val="0"/>
-        <w:jc w:val="left"/>
-        <w:rPr/>
-      </w:pPr>
-      <w:r>
-        <w:rPr/>
-      </w:r>
-    </w:p>
-    <w:p>
-      <w:pPr>
-        <w:pStyle w:val="Normal"/>
-        <w:bidi w:val="0"/>
-        <w:jc w:val="left"/>
-        <w:rPr/>
-      </w:pPr>
-      <w:r>
-        <w:rPr/>
-      </w:r>
-    </w:p>
-    <w:p>
-      <w:pPr>
-        <w:pStyle w:val="Normal"/>
-        <w:bidi w:val="0"/>
-        <w:jc w:val="left"/>
-        <w:rPr/>
-      </w:pPr>
-      <w:r>
-        <w:rPr/>
-      </w:r>
-    </w:p>
-    <w:p>
-      <w:pPr>
-        <w:pStyle w:val="Normal"/>
-        <w:bidi w:val="0"/>
-        <w:jc w:val="left"/>
-        <w:rPr/>
-      </w:pPr>
-      <w:r>
-        <w:rPr/>
-      </w:r>
-    </w:p>
-    <w:p>
-      <w:pPr>
-        <w:pStyle w:val="Normal"/>
-        <w:bidi w:val="0"/>
-        <w:jc w:val="left"/>
-        <w:rPr/>
-      </w:pPr>
-      <w:r>
-        <w:rPr/>
-      </w:r>
-    </w:p>
-    <w:p>
-      <w:pPr>
-        <w:pStyle w:val="Normal"/>
-        <w:bidi w:val="0"/>
-        <w:jc w:val="left"/>
-        <w:rPr/>
-      </w:pPr>
-      <w:r>
-        <w:rPr/>
-      </w:r>
-    </w:p>
-    <w:p>
-      <w:pPr>
-        <w:pStyle w:val="Normal"/>
-        <w:bidi w:val="0"/>
-        <w:jc w:val="left"/>
-        <w:rPr/>
-      </w:pPr>
-      <w:r>
-        <w:rPr/>
-      </w:r>
-    </w:p>
-    <w:p>
-      <w:pPr>
-        <w:pStyle w:val="Normal"/>
-        <w:bidi w:val="0"/>
-        <w:jc w:val="left"/>
-        <w:rPr/>
-      </w:pPr>
-      <w:r>
-        <w:rPr/>
-      </w:r>
-    </w:p>
-    <w:p>
-      <w:pPr>
-        <w:pStyle w:val="Normal"/>
-        <w:bidi w:val="0"/>
-        <w:jc w:val="left"/>
-        <w:rPr/>
-      </w:pPr>
-      <w:r>
-        <w:rPr/>
-      </w:r>
-    </w:p>
-    <w:p>
-      <w:pPr>
-        <w:pStyle w:val="Normal"/>
-        <w:bidi w:val="0"/>
-        <w:jc w:val="left"/>
-        <w:rPr/>
-      </w:pPr>
-      <w:r>
-        <w:rPr/>
-      </w:r>
-    </w:p>
-    <w:p>
-      <w:pPr>
-        <w:pStyle w:val="Normal"/>
-        <w:bidi w:val="0"/>
-        <w:jc w:val="left"/>
-        <w:rPr/>
-      </w:pPr>
-      <w:r>
-        <w:rPr/>
-      </w:r>
-    </w:p>
-    <w:p>
-      <w:pPr>
-        <w:pStyle w:val="Normal"/>
-        <w:bidi w:val="0"/>
-        <w:jc w:val="left"/>
-        <w:rPr/>
-      </w:pPr>
-      <w:r>
-        <w:rPr/>
-      </w:r>
-    </w:p>
-    <w:p>
-      <w:pPr>
-        <w:pStyle w:val="Normal"/>
-        <w:bidi w:val="0"/>
-        <w:jc w:val="left"/>
-        <w:rPr/>
-      </w:pPr>
-      <w:r>
-        <w:rPr/>
-      </w:r>
-    </w:p>
-    <w:p>
-      <w:pPr>
-        <w:pStyle w:val="Normal"/>
-        <w:bidi w:val="0"/>
-        <w:jc w:val="left"/>
-        <w:rPr/>
-      </w:pPr>
-      <w:r>
-        <w:rPr/>
-      </w:r>
-    </w:p>
-    <w:p>
-      <w:pPr>
-        <w:pStyle w:val="Normal"/>
-        <w:bidi w:val="0"/>
-        <w:jc w:val="left"/>
-        <w:rPr/>
-      </w:pPr>
-      <w:r>
-        <w:rPr/>
-      </w:r>
-    </w:p>
-    <w:p>
-      <w:pPr>
-        <w:pStyle w:val="Normal"/>
-        <w:bidi w:val="0"/>
-        <w:jc w:val="left"/>
-        <w:rPr/>
-      </w:pPr>
-      <w:r>
-        <w:rPr/>
-      </w:r>
-    </w:p>
-    <w:p>
-      <w:pPr>
-        <w:pStyle w:val="Normal"/>
-        <w:bidi w:val="0"/>
-        <w:jc w:val="left"/>
-        <w:rPr/>
-      </w:pPr>
-      <w:r>
-        <w:rPr/>
-      </w:r>
-    </w:p>
-    <w:p>
-      <w:pPr>
-        <w:pStyle w:val="Normal"/>
-        <w:bidi w:val="0"/>
-        <w:jc w:val="left"/>
-        <w:rPr/>
-      </w:pPr>
-      <w:r>
-        <w:rPr/>
         <w:t>-under Advanced details &gt; IAM instance profile, select the role you’ve created (THIS IS IMPORTANT)</w:t>
       </w:r>
     </w:p>
@@ -2544,58 +1457,21 @@
         <w:rPr/>
       </w:pPr>
       <w:r>
-        <w:drawing>
-          <wp:anchor behindDoc="0" distT="0" distB="0" distL="0" distR="0" simplePos="0" locked="0" layoutInCell="0" allowOverlap="1" relativeHeight="11">
-            <wp:simplePos x="0" y="0"/>
-            <wp:positionH relativeFrom="column">
-              <wp:align>center</wp:align>
-            </wp:positionH>
-            <wp:positionV relativeFrom="paragraph">
-              <wp:posOffset>635</wp:posOffset>
-            </wp:positionV>
-            <wp:extent cx="6332220" cy="2950210"/>
-            <wp:effectExtent l="0" t="0" r="0" b="0"/>
-            <wp:wrapSquare wrapText="largest"/>
-            <wp:docPr id="10" name="Image10" descr=""/>
-            <wp:cNvGraphicFramePr>
-              <a:graphicFrameLocks xmlns:a="http://schemas.openxmlformats.org/drawingml/2006/main" noChangeAspect="1"/>
-            </wp:cNvGraphicFramePr>
-            <a:graphic xmlns:a="http://schemas.openxmlformats.org/drawingml/2006/main">
-              <a:graphicData uri="http://schemas.openxmlformats.org/drawingml/2006/picture">
-                <pic:pic xmlns:pic="http://schemas.openxmlformats.org/drawingml/2006/picture">
-                  <pic:nvPicPr>
-                    <pic:cNvPr id="10" name="Image10" descr=""/>
-                    <pic:cNvPicPr>
-                      <a:picLocks noChangeAspect="1" noChangeArrowheads="1"/>
-                    </pic:cNvPicPr>
-                  </pic:nvPicPr>
-                  <pic:blipFill>
-                    <a:blip r:embed="rId11"/>
-                    <a:stretch>
-                      <a:fillRect/>
-                    </a:stretch>
-                  </pic:blipFill>
-                  <pic:spPr bwMode="auto">
-                    <a:xfrm>
-                      <a:off x="0" y="0"/>
-                      <a:ext cx="6332220" cy="2950210"/>
-                    </a:xfrm>
-                    <a:prstGeom prst="rect">
-                      <a:avLst/>
-                    </a:prstGeom>
-                  </pic:spPr>
-                </pic:pic>
-              </a:graphicData>
-            </a:graphic>
-          </wp:anchor>
-        </w:drawing>
-      </w:r>
-      <w:r>
         <w:rPr/>
         <w:br/>
         <w:t>Take a screenshot showing the instance.</w:t>
         <w:br/>
-        <w:br/>
+      </w:r>
+    </w:p>
+    <w:p>
+      <w:pPr>
+        <w:pStyle w:val="Normal"/>
+        <w:bidi w:val="0"/>
+        <w:jc w:val="left"/>
+        <w:rPr/>
+      </w:pPr>
+      <w:r>
+        <w:rPr/>
         <w:br/>
         <w:t>11. Launch the instance</w:t>
       </w:r>
@@ -2647,53 +1523,6 @@
         <w:rPr/>
       </w:pPr>
       <w:r>
-        <w:drawing>
-          <wp:anchor behindDoc="0" distT="0" distB="0" distL="0" distR="0" simplePos="0" locked="0" layoutInCell="0" allowOverlap="1" relativeHeight="10">
-            <wp:simplePos x="0" y="0"/>
-            <wp:positionH relativeFrom="column">
-              <wp:align>center</wp:align>
-            </wp:positionH>
-            <wp:positionV relativeFrom="paragraph">
-              <wp:posOffset>635</wp:posOffset>
-            </wp:positionV>
-            <wp:extent cx="6332220" cy="3315970"/>
-            <wp:effectExtent l="0" t="0" r="0" b="0"/>
-            <wp:wrapSquare wrapText="largest"/>
-            <wp:docPr id="11" name="Image8" descr=""/>
-            <wp:cNvGraphicFramePr>
-              <a:graphicFrameLocks xmlns:a="http://schemas.openxmlformats.org/drawingml/2006/main" noChangeAspect="1"/>
-            </wp:cNvGraphicFramePr>
-            <a:graphic xmlns:a="http://schemas.openxmlformats.org/drawingml/2006/main">
-              <a:graphicData uri="http://schemas.openxmlformats.org/drawingml/2006/picture">
-                <pic:pic xmlns:pic="http://schemas.openxmlformats.org/drawingml/2006/picture">
-                  <pic:nvPicPr>
-                    <pic:cNvPr id="11" name="Image8" descr=""/>
-                    <pic:cNvPicPr>
-                      <a:picLocks noChangeAspect="1" noChangeArrowheads="1"/>
-                    </pic:cNvPicPr>
-                  </pic:nvPicPr>
-                  <pic:blipFill>
-                    <a:blip r:embed="rId12"/>
-                    <a:stretch>
-                      <a:fillRect/>
-                    </a:stretch>
-                  </pic:blipFill>
-                  <pic:spPr bwMode="auto">
-                    <a:xfrm>
-                      <a:off x="0" y="0"/>
-                      <a:ext cx="6332220" cy="3315970"/>
-                    </a:xfrm>
-                    <a:prstGeom prst="rect">
-                      <a:avLst/>
-                    </a:prstGeom>
-                  </pic:spPr>
-                </pic:pic>
-              </a:graphicData>
-            </a:graphic>
-          </wp:anchor>
-        </w:drawing>
-      </w:r>
-      <w:r>
         <w:rPr/>
         <w:br/>
         <w:t xml:space="preserve">13. </w:t>
@@ -2716,238 +1545,6 @@
         <w:rPr/>
         <w:br/>
         <w:br/>
-      </w:r>
-    </w:p>
-    <w:p>
-      <w:pPr>
-        <w:pStyle w:val="Normal"/>
-        <w:bidi w:val="0"/>
-        <w:jc w:val="left"/>
-        <w:rPr/>
-      </w:pPr>
-      <w:r>
-        <w:rPr/>
-        <w:drawing>
-          <wp:anchor behindDoc="0" distT="0" distB="0" distL="0" distR="0" simplePos="0" locked="0" layoutInCell="0" allowOverlap="1" relativeHeight="9">
-            <wp:simplePos x="0" y="0"/>
-            <wp:positionH relativeFrom="column">
-              <wp:posOffset>464820</wp:posOffset>
-            </wp:positionH>
-            <wp:positionV relativeFrom="paragraph">
-              <wp:posOffset>16510</wp:posOffset>
-            </wp:positionV>
-            <wp:extent cx="5333365" cy="2742565"/>
-            <wp:effectExtent l="0" t="0" r="0" b="0"/>
-            <wp:wrapSquare wrapText="largest"/>
-            <wp:docPr id="12" name="Image9" descr=""/>
-            <wp:cNvGraphicFramePr>
-              <a:graphicFrameLocks xmlns:a="http://schemas.openxmlformats.org/drawingml/2006/main" noChangeAspect="1"/>
-            </wp:cNvGraphicFramePr>
-            <a:graphic xmlns:a="http://schemas.openxmlformats.org/drawingml/2006/main">
-              <a:graphicData uri="http://schemas.openxmlformats.org/drawingml/2006/picture">
-                <pic:pic xmlns:pic="http://schemas.openxmlformats.org/drawingml/2006/picture">
-                  <pic:nvPicPr>
-                    <pic:cNvPr id="12" name="Image9" descr=""/>
-                    <pic:cNvPicPr>
-                      <a:picLocks noChangeAspect="1" noChangeArrowheads="1"/>
-                    </pic:cNvPicPr>
-                  </pic:nvPicPr>
-                  <pic:blipFill>
-                    <a:blip r:embed="rId13"/>
-                    <a:stretch>
-                      <a:fillRect/>
-                    </a:stretch>
-                  </pic:blipFill>
-                  <pic:spPr bwMode="auto">
-                    <a:xfrm>
-                      <a:off x="0" y="0"/>
-                      <a:ext cx="5333365" cy="2742565"/>
-                    </a:xfrm>
-                    <a:prstGeom prst="rect">
-                      <a:avLst/>
-                    </a:prstGeom>
-                  </pic:spPr>
-                </pic:pic>
-              </a:graphicData>
-            </a:graphic>
-          </wp:anchor>
-        </w:drawing>
-      </w:r>
-    </w:p>
-    <w:p>
-      <w:pPr>
-        <w:pStyle w:val="Normal"/>
-        <w:bidi w:val="0"/>
-        <w:jc w:val="left"/>
-        <w:rPr/>
-      </w:pPr>
-      <w:r>
-        <w:rPr/>
-      </w:r>
-    </w:p>
-    <w:p>
-      <w:pPr>
-        <w:pStyle w:val="Normal"/>
-        <w:bidi w:val="0"/>
-        <w:jc w:val="left"/>
-        <w:rPr/>
-      </w:pPr>
-      <w:r>
-        <w:rPr/>
-      </w:r>
-    </w:p>
-    <w:p>
-      <w:pPr>
-        <w:pStyle w:val="Normal"/>
-        <w:bidi w:val="0"/>
-        <w:jc w:val="left"/>
-        <w:rPr/>
-      </w:pPr>
-      <w:r>
-        <w:rPr/>
-      </w:r>
-    </w:p>
-    <w:p>
-      <w:pPr>
-        <w:pStyle w:val="Normal"/>
-        <w:bidi w:val="0"/>
-        <w:jc w:val="left"/>
-        <w:rPr/>
-      </w:pPr>
-      <w:r>
-        <w:rPr/>
-      </w:r>
-    </w:p>
-    <w:p>
-      <w:pPr>
-        <w:pStyle w:val="Normal"/>
-        <w:bidi w:val="0"/>
-        <w:jc w:val="left"/>
-        <w:rPr/>
-      </w:pPr>
-      <w:r>
-        <w:rPr/>
-      </w:r>
-    </w:p>
-    <w:p>
-      <w:pPr>
-        <w:pStyle w:val="Normal"/>
-        <w:bidi w:val="0"/>
-        <w:jc w:val="left"/>
-        <w:rPr/>
-      </w:pPr>
-      <w:r>
-        <w:rPr/>
-      </w:r>
-    </w:p>
-    <w:p>
-      <w:pPr>
-        <w:pStyle w:val="Normal"/>
-        <w:bidi w:val="0"/>
-        <w:jc w:val="left"/>
-        <w:rPr/>
-      </w:pPr>
-      <w:r>
-        <w:rPr/>
-      </w:r>
-    </w:p>
-    <w:p>
-      <w:pPr>
-        <w:pStyle w:val="Normal"/>
-        <w:bidi w:val="0"/>
-        <w:jc w:val="left"/>
-        <w:rPr/>
-      </w:pPr>
-      <w:r>
-        <w:rPr/>
-      </w:r>
-    </w:p>
-    <w:p>
-      <w:pPr>
-        <w:pStyle w:val="Normal"/>
-        <w:bidi w:val="0"/>
-        <w:jc w:val="left"/>
-        <w:rPr/>
-      </w:pPr>
-      <w:r>
-        <w:rPr/>
-      </w:r>
-    </w:p>
-    <w:p>
-      <w:pPr>
-        <w:pStyle w:val="Normal"/>
-        <w:bidi w:val="0"/>
-        <w:jc w:val="left"/>
-        <w:rPr/>
-      </w:pPr>
-      <w:r>
-        <w:rPr/>
-      </w:r>
-    </w:p>
-    <w:p>
-      <w:pPr>
-        <w:pStyle w:val="Normal"/>
-        <w:bidi w:val="0"/>
-        <w:jc w:val="left"/>
-        <w:rPr/>
-      </w:pPr>
-      <w:r>
-        <w:rPr/>
-      </w:r>
-    </w:p>
-    <w:p>
-      <w:pPr>
-        <w:pStyle w:val="Normal"/>
-        <w:bidi w:val="0"/>
-        <w:jc w:val="left"/>
-        <w:rPr/>
-      </w:pPr>
-      <w:r>
-        <w:rPr/>
-      </w:r>
-    </w:p>
-    <w:p>
-      <w:pPr>
-        <w:pStyle w:val="Normal"/>
-        <w:bidi w:val="0"/>
-        <w:jc w:val="left"/>
-        <w:rPr/>
-      </w:pPr>
-      <w:r>
-        <w:rPr/>
-      </w:r>
-    </w:p>
-    <w:p>
-      <w:pPr>
-        <w:pStyle w:val="Normal"/>
-        <w:bidi w:val="0"/>
-        <w:jc w:val="left"/>
-        <w:rPr/>
-      </w:pPr>
-      <w:r>
-        <w:rPr/>
-      </w:r>
-    </w:p>
-    <w:p>
-      <w:pPr>
-        <w:pStyle w:val="Normal"/>
-        <w:bidi w:val="0"/>
-        <w:jc w:val="left"/>
-        <w:rPr/>
-      </w:pPr>
-      <w:r>
-        <w:rPr/>
-      </w:r>
-    </w:p>
-    <w:p>
-      <w:pPr>
-        <w:pStyle w:val="Normal"/>
-        <w:bidi w:val="0"/>
-        <w:jc w:val="left"/>
-        <w:rPr/>
-      </w:pPr>
-      <w:r>
-        <w:rPr/>
       </w:r>
     </w:p>
     <w:p>
@@ -2993,36 +1590,43 @@
       </w:r>
       <w:r>
         <w:rPr>
+          <w:b/>
+          <w:bCs/>
+        </w:rPr>
+        <w:t xml:space="preserve">s3://test-06-18-2026/spinningup_rl.txt </w:t>
+      </w:r>
+      <w:r>
+        <w:rPr>
+          <w:b w:val="false"/>
+          <w:bCs w:val="false"/>
+          <w:shd w:fill="auto" w:val="clear"/>
+        </w:rPr>
+        <w:t>is my S3 URI.</w:t>
+      </w:r>
+    </w:p>
+    <w:p>
+      <w:pPr>
+        <w:pStyle w:val="Normal"/>
+        <w:bidi w:val="0"/>
+        <w:jc w:val="left"/>
+        <w:rPr/>
+      </w:pPr>
+      <w:r>
+        <w:rPr>
+          <w:b w:val="false"/>
+          <w:bCs w:val="false"/>
+        </w:rPr>
+        <w:br/>
+        <w:br/>
+        <w:t xml:space="preserve">[ec2-user@ip-172-31-57-37 ~]$ </w:t>
+      </w:r>
+      <w:r>
+        <w:rPr>
           <w:b w:val="false"/>
           <w:bCs w:val="false"/>
           <w:shd w:fill="CCCCCC" w:val="clear"/>
         </w:rPr>
-        <w:t>s3://commercial-1-uva/spinningup_rl.txt</w:t>
-      </w:r>
-      <w:r>
-        <w:rPr>
-          <w:b w:val="false"/>
-          <w:bCs w:val="false"/>
-          <w:shd w:fill="auto" w:val="clear"/>
-        </w:rPr>
-        <w:t xml:space="preserve"> is my S3 URI.</w:t>
-      </w:r>
-      <w:r>
-        <w:rPr>
-          <w:b w:val="false"/>
-          <w:bCs w:val="false"/>
-        </w:rPr>
-        <w:br/>
-        <w:br/>
-        <w:t xml:space="preserve">[ec2-user@ip-172-31-57-37 ~]$ </w:t>
-      </w:r>
-      <w:r>
-        <w:rPr>
-          <w:b w:val="false"/>
-          <w:bCs w:val="false"/>
-          <w:shd w:fill="CCCCCC" w:val="clear"/>
-        </w:rPr>
-        <w:t>aws s3 cp s3://commercial-1-uva/spinningup_rl.txt -| head</w:t>
+        <w:t>aws s3 cp s3://test-06-18-2026/spinningup_rl.txt -| head</w:t>
       </w:r>
     </w:p>
     <w:p>
@@ -3081,79 +1685,13 @@
         <w:pStyle w:val="Normal"/>
         <w:bidi w:val="0"/>
         <w:jc w:val="left"/>
-        <w:rPr>
-          <w:b w:val="false"/>
-          <w:b w:val="false"/>
-          <w:bCs w:val="false"/>
-        </w:rPr>
-      </w:pPr>
-      <w:r>
-        <w:rPr>
-          <w:b w:val="false"/>
-          <w:bCs w:val="false"/>
-        </w:rPr>
-      </w:r>
-    </w:p>
-    <w:p>
-      <w:pPr>
-        <w:pStyle w:val="Normal"/>
-        <w:bidi w:val="0"/>
-        <w:jc w:val="left"/>
-        <w:rPr/>
-      </w:pPr>
-      <w:r>
-        <w:drawing>
-          <wp:anchor behindDoc="0" distT="0" distB="0" distL="0" distR="0" simplePos="0" locked="0" layoutInCell="0" allowOverlap="1" relativeHeight="12">
-            <wp:simplePos x="0" y="0"/>
-            <wp:positionH relativeFrom="column">
-              <wp:align>center</wp:align>
-            </wp:positionH>
-            <wp:positionV relativeFrom="paragraph">
-              <wp:posOffset>635</wp:posOffset>
-            </wp:positionV>
-            <wp:extent cx="6332220" cy="1888490"/>
-            <wp:effectExtent l="0" t="0" r="0" b="0"/>
-            <wp:wrapSquare wrapText="largest"/>
-            <wp:docPr id="13" name="Image11" descr=""/>
-            <wp:cNvGraphicFramePr>
-              <a:graphicFrameLocks xmlns:a="http://schemas.openxmlformats.org/drawingml/2006/main" noChangeAspect="1"/>
-            </wp:cNvGraphicFramePr>
-            <a:graphic xmlns:a="http://schemas.openxmlformats.org/drawingml/2006/main">
-              <a:graphicData uri="http://schemas.openxmlformats.org/drawingml/2006/picture">
-                <pic:pic xmlns:pic="http://schemas.openxmlformats.org/drawingml/2006/picture">
-                  <pic:nvPicPr>
-                    <pic:cNvPr id="13" name="Image11" descr=""/>
-                    <pic:cNvPicPr>
-                      <a:picLocks noChangeAspect="1" noChangeArrowheads="1"/>
-                    </pic:cNvPicPr>
-                  </pic:nvPicPr>
-                  <pic:blipFill>
-                    <a:blip r:embed="rId14"/>
-                    <a:stretch>
-                      <a:fillRect/>
-                    </a:stretch>
-                  </pic:blipFill>
-                  <pic:spPr bwMode="auto">
-                    <a:xfrm>
-                      <a:off x="0" y="0"/>
-                      <a:ext cx="6332220" cy="1888490"/>
-                    </a:xfrm>
-                    <a:prstGeom prst="rect">
-                      <a:avLst/>
-                    </a:prstGeom>
-                  </pic:spPr>
-                </pic:pic>
-              </a:graphicData>
-            </a:graphic>
-          </wp:anchor>
-        </w:drawing>
-      </w:r>
-      <w:r>
-        <w:rPr>
-          <w:b w:val="false"/>
-          <w:bCs w:val="false"/>
-        </w:rPr>
-        <w:br/>
+        <w:rPr/>
+      </w:pPr>
+      <w:r>
+        <w:rPr>
+          <w:b w:val="false"/>
+          <w:bCs w:val="false"/>
+        </w:rPr>
         <w:br/>
         <w:t>15. Run the top lines of code at the command line to install Anaconda. You might copy/paste. They are reproduced here. You’ll need to agree and press enter a few times to complete installation. When it completes, you’ll see the screenshot below.</w:t>
       </w:r>
@@ -3343,79 +1881,13 @@
         <w:pStyle w:val="Normal"/>
         <w:bidi w:val="0"/>
         <w:jc w:val="left"/>
-        <w:rPr>
-          <w:b w:val="false"/>
-          <w:b w:val="false"/>
-          <w:bCs w:val="false"/>
-        </w:rPr>
-      </w:pPr>
-      <w:r>
-        <w:rPr>
-          <w:b w:val="false"/>
-          <w:bCs w:val="false"/>
-        </w:rPr>
-      </w:r>
-    </w:p>
-    <w:p>
-      <w:pPr>
-        <w:pStyle w:val="Normal"/>
-        <w:bidi w:val="0"/>
-        <w:jc w:val="left"/>
-        <w:rPr/>
-      </w:pPr>
-      <w:r>
-        <w:drawing>
-          <wp:anchor behindDoc="0" distT="0" distB="0" distL="0" distR="0" simplePos="0" locked="0" layoutInCell="0" allowOverlap="1" relativeHeight="14">
-            <wp:simplePos x="0" y="0"/>
-            <wp:positionH relativeFrom="column">
-              <wp:align>center</wp:align>
-            </wp:positionH>
-            <wp:positionV relativeFrom="paragraph">
-              <wp:posOffset>635</wp:posOffset>
-            </wp:positionV>
-            <wp:extent cx="6332220" cy="4509770"/>
-            <wp:effectExtent l="0" t="0" r="0" b="0"/>
-            <wp:wrapSquare wrapText="largest"/>
-            <wp:docPr id="14" name="Image13" descr=""/>
-            <wp:cNvGraphicFramePr>
-              <a:graphicFrameLocks xmlns:a="http://schemas.openxmlformats.org/drawingml/2006/main" noChangeAspect="1"/>
-            </wp:cNvGraphicFramePr>
-            <a:graphic xmlns:a="http://schemas.openxmlformats.org/drawingml/2006/main">
-              <a:graphicData uri="http://schemas.openxmlformats.org/drawingml/2006/picture">
-                <pic:pic xmlns:pic="http://schemas.openxmlformats.org/drawingml/2006/picture">
-                  <pic:nvPicPr>
-                    <pic:cNvPr id="14" name="Image13" descr=""/>
-                    <pic:cNvPicPr>
-                      <a:picLocks noChangeAspect="1" noChangeArrowheads="1"/>
-                    </pic:cNvPicPr>
-                  </pic:nvPicPr>
-                  <pic:blipFill>
-                    <a:blip r:embed="rId15"/>
-                    <a:stretch>
-                      <a:fillRect/>
-                    </a:stretch>
-                  </pic:blipFill>
-                  <pic:spPr bwMode="auto">
-                    <a:xfrm>
-                      <a:off x="0" y="0"/>
-                      <a:ext cx="6332220" cy="4509770"/>
-                    </a:xfrm>
-                    <a:prstGeom prst="rect">
-                      <a:avLst/>
-                    </a:prstGeom>
-                  </pic:spPr>
-                </pic:pic>
-              </a:graphicData>
-            </a:graphic>
-          </wp:anchor>
-        </w:drawing>
-      </w:r>
-      <w:r>
-        <w:rPr>
-          <w:b w:val="false"/>
-          <w:bCs w:val="false"/>
-        </w:rPr>
-        <w:br/>
+        <w:rPr/>
+      </w:pPr>
+      <w:r>
+        <w:rPr>
+          <w:b w:val="false"/>
+          <w:bCs w:val="false"/>
+        </w:rPr>
         <w:t xml:space="preserve">16. Run this line to update your session: </w:t>
         <w:br/>
       </w:r>
@@ -3494,85 +1966,13 @@
         <w:pStyle w:val="Normal"/>
         <w:bidi w:val="0"/>
         <w:jc w:val="left"/>
-        <w:rPr>
-          <w:b w:val="false"/>
-          <w:b w:val="false"/>
-          <w:bCs w:val="false"/>
-        </w:rPr>
-      </w:pPr>
-      <w:r>
-        <w:rPr>
-          <w:b w:val="false"/>
-          <w:bCs w:val="false"/>
-        </w:rPr>
-      </w:r>
-    </w:p>
-    <w:p>
-      <w:pPr>
-        <w:pStyle w:val="Normal"/>
-        <w:bidi w:val="0"/>
-        <w:jc w:val="left"/>
-        <w:rPr/>
-      </w:pPr>
-      <w:r>
-        <w:drawing>
-          <wp:anchor behindDoc="0" distT="0" distB="0" distL="0" distR="0" simplePos="0" locked="0" layoutInCell="0" allowOverlap="1" relativeHeight="15">
-            <wp:simplePos x="0" y="0"/>
-            <wp:positionH relativeFrom="column">
-              <wp:align>center</wp:align>
-            </wp:positionH>
-            <wp:positionV relativeFrom="paragraph">
-              <wp:posOffset>635</wp:posOffset>
-            </wp:positionV>
-            <wp:extent cx="5547360" cy="929640"/>
-            <wp:effectExtent l="0" t="0" r="0" b="0"/>
-            <wp:wrapSquare wrapText="largest"/>
-            <wp:docPr id="15" name="Image14" descr=""/>
-            <wp:cNvGraphicFramePr>
-              <a:graphicFrameLocks xmlns:a="http://schemas.openxmlformats.org/drawingml/2006/main" noChangeAspect="1"/>
-            </wp:cNvGraphicFramePr>
-            <a:graphic xmlns:a="http://schemas.openxmlformats.org/drawingml/2006/main">
-              <a:graphicData uri="http://schemas.openxmlformats.org/drawingml/2006/picture">
-                <pic:pic xmlns:pic="http://schemas.openxmlformats.org/drawingml/2006/picture">
-                  <pic:nvPicPr>
-                    <pic:cNvPr id="15" name="Image14" descr=""/>
-                    <pic:cNvPicPr>
-                      <a:picLocks noChangeAspect="1" noChangeArrowheads="1"/>
-                    </pic:cNvPicPr>
-                  </pic:nvPicPr>
-                  <pic:blipFill>
-                    <a:blip r:embed="rId16"/>
-                    <a:stretch>
-                      <a:fillRect/>
-                    </a:stretch>
-                  </pic:blipFill>
-                  <pic:spPr bwMode="auto">
-                    <a:xfrm>
-                      <a:off x="0" y="0"/>
-                      <a:ext cx="5547360" cy="929640"/>
-                    </a:xfrm>
-                    <a:prstGeom prst="rect">
-                      <a:avLst/>
-                    </a:prstGeom>
-                  </pic:spPr>
-                </pic:pic>
-              </a:graphicData>
-            </a:graphic>
-          </wp:anchor>
-        </w:drawing>
-      </w:r>
-      <w:r>
-        <w:rPr>
-          <w:b w:val="false"/>
-          <w:bCs w:val="false"/>
-        </w:rPr>
-        <w:br/>
-        <w:br/>
-        <w:br/>
-        <w:br/>
-        <w:br/>
-        <w:br/>
-        <w:br/>
+        <w:rPr/>
+      </w:pPr>
+      <w:r>
+        <w:rPr>
+          <w:b w:val="false"/>
+          <w:bCs w:val="false"/>
+        </w:rPr>
         <w:t xml:space="preserve">18. </w:t>
       </w:r>
       <w:r>
@@ -3624,51 +2024,6 @@
           <w:b w:val="false"/>
           <w:bCs w:val="false"/>
         </w:rPr>
-        <w:drawing>
-          <wp:anchor behindDoc="0" distT="0" distB="0" distL="0" distR="0" simplePos="0" locked="0" layoutInCell="0" allowOverlap="1" relativeHeight="16">
-            <wp:simplePos x="0" y="0"/>
-            <wp:positionH relativeFrom="column">
-              <wp:align>center</wp:align>
-            </wp:positionH>
-            <wp:positionV relativeFrom="paragraph">
-              <wp:posOffset>635</wp:posOffset>
-            </wp:positionV>
-            <wp:extent cx="6332220" cy="773430"/>
-            <wp:effectExtent l="0" t="0" r="0" b="0"/>
-            <wp:wrapSquare wrapText="largest"/>
-            <wp:docPr id="16" name="Image15" descr=""/>
-            <wp:cNvGraphicFramePr>
-              <a:graphicFrameLocks xmlns:a="http://schemas.openxmlformats.org/drawingml/2006/main" noChangeAspect="1"/>
-            </wp:cNvGraphicFramePr>
-            <a:graphic xmlns:a="http://schemas.openxmlformats.org/drawingml/2006/main">
-              <a:graphicData uri="http://schemas.openxmlformats.org/drawingml/2006/picture">
-                <pic:pic xmlns:pic="http://schemas.openxmlformats.org/drawingml/2006/picture">
-                  <pic:nvPicPr>
-                    <pic:cNvPr id="16" name="Image15" descr=""/>
-                    <pic:cNvPicPr>
-                      <a:picLocks noChangeAspect="1" noChangeArrowheads="1"/>
-                    </pic:cNvPicPr>
-                  </pic:nvPicPr>
-                  <pic:blipFill>
-                    <a:blip r:embed="rId17"/>
-                    <a:stretch>
-                      <a:fillRect/>
-                    </a:stretch>
-                  </pic:blipFill>
-                  <pic:spPr bwMode="auto">
-                    <a:xfrm>
-                      <a:off x="0" y="0"/>
-                      <a:ext cx="6332220" cy="773430"/>
-                    </a:xfrm>
-                    <a:prstGeom prst="rect">
-                      <a:avLst/>
-                    </a:prstGeom>
-                  </pic:spPr>
-                </pic:pic>
-              </a:graphicData>
-            </a:graphic>
-          </wp:anchor>
-        </w:drawing>
       </w:r>
     </w:p>
     <w:p>
